--- a/DOCUMENTATION/EXECUTION/Sprint_0.docx
+++ b/DOCUMENTATION/EXECUTION/Sprint_0.docx
@@ -1160,12 +1160,6 @@
         <w:gridCol w:w="1971"/>
       </w:tblGrid>
       <w:tr>
-        <w:tblPrEx>
-          <w:tblCellMar>
-            <w:top w:w="0" w:type="dxa"/>
-            <w:bottom w:w="0" w:type="dxa"/>
-          </w:tblCellMar>
-        </w:tblPrEx>
         <w:tc>
           <w:tcPr>
             <w:tcW w:w="400" w:type="dxa"/>
@@ -1308,12 +1302,6 @@
         </w:tc>
       </w:tr>
       <w:tr>
-        <w:tblPrEx>
-          <w:tblCellMar>
-            <w:top w:w="0" w:type="dxa"/>
-            <w:bottom w:w="0" w:type="dxa"/>
-          </w:tblCellMar>
-        </w:tblPrEx>
         <w:tc>
           <w:tcPr>
             <w:tcW w:w="400" w:type="dxa"/>
@@ -1455,12 +1443,6 @@
         </w:tc>
       </w:tr>
       <w:tr>
-        <w:tblPrEx>
-          <w:tblCellMar>
-            <w:top w:w="0" w:type="dxa"/>
-            <w:bottom w:w="0" w:type="dxa"/>
-          </w:tblCellMar>
-        </w:tblPrEx>
         <w:tc>
           <w:tcPr>
             <w:tcW w:w="400" w:type="dxa"/>
@@ -1602,12 +1584,6 @@
         </w:tc>
       </w:tr>
       <w:tr>
-        <w:tblPrEx>
-          <w:tblCellMar>
-            <w:top w:w="0" w:type="dxa"/>
-            <w:bottom w:w="0" w:type="dxa"/>
-          </w:tblCellMar>
-        </w:tblPrEx>
         <w:tc>
           <w:tcPr>
             <w:tcW w:w="400" w:type="dxa"/>
@@ -1785,12 +1761,6 @@
         <w:gridCol w:w="1905"/>
       </w:tblGrid>
       <w:tr>
-        <w:tblPrEx>
-          <w:tblCellMar>
-            <w:top w:w="0" w:type="dxa"/>
-            <w:bottom w:w="0" w:type="dxa"/>
-          </w:tblCellMar>
-        </w:tblPrEx>
         <w:tc>
           <w:tcPr>
             <w:tcW w:w="900" w:type="dxa"/>
@@ -1933,12 +1903,6 @@
         </w:tc>
       </w:tr>
       <w:tr>
-        <w:tblPrEx>
-          <w:tblCellMar>
-            <w:top w:w="0" w:type="dxa"/>
-            <w:bottom w:w="0" w:type="dxa"/>
-          </w:tblCellMar>
-        </w:tblPrEx>
         <w:tc>
           <w:tcPr>
             <w:tcW w:w="900" w:type="dxa"/>
@@ -2112,12 +2076,6 @@
         </w:tc>
       </w:tr>
       <w:tr>
-        <w:tblPrEx>
-          <w:tblCellMar>
-            <w:top w:w="0" w:type="dxa"/>
-            <w:bottom w:w="0" w:type="dxa"/>
-          </w:tblCellMar>
-        </w:tblPrEx>
         <w:tc>
           <w:tcPr>
             <w:tcW w:w="900" w:type="dxa"/>
@@ -2259,12 +2217,6 @@
         </w:tc>
       </w:tr>
       <w:tr>
-        <w:tblPrEx>
-          <w:tblCellMar>
-            <w:top w:w="0" w:type="dxa"/>
-            <w:bottom w:w="0" w:type="dxa"/>
-          </w:tblCellMar>
-        </w:tblPrEx>
         <w:tc>
           <w:tcPr>
             <w:tcW w:w="900" w:type="dxa"/>
@@ -2429,12 +2381,6 @@
         </w:tc>
       </w:tr>
       <w:tr>
-        <w:tblPrEx>
-          <w:tblCellMar>
-            <w:top w:w="0" w:type="dxa"/>
-            <w:bottom w:w="0" w:type="dxa"/>
-          </w:tblCellMar>
-        </w:tblPrEx>
         <w:tc>
           <w:tcPr>
             <w:tcW w:w="900" w:type="dxa"/>
@@ -2583,12 +2529,6 @@
         </w:tc>
       </w:tr>
       <w:tr>
-        <w:tblPrEx>
-          <w:tblCellMar>
-            <w:top w:w="0" w:type="dxa"/>
-            <w:bottom w:w="0" w:type="dxa"/>
-          </w:tblCellMar>
-        </w:tblPrEx>
         <w:tc>
           <w:tcPr>
             <w:tcW w:w="900" w:type="dxa"/>
@@ -2762,12 +2702,6 @@
         </w:tc>
       </w:tr>
       <w:tr>
-        <w:tblPrEx>
-          <w:tblCellMar>
-            <w:top w:w="0" w:type="dxa"/>
-            <w:bottom w:w="0" w:type="dxa"/>
-          </w:tblCellMar>
-        </w:tblPrEx>
         <w:tc>
           <w:tcPr>
             <w:tcW w:w="900" w:type="dxa"/>
@@ -3125,12 +3059,6 @@
         <w:gridCol w:w="4126"/>
       </w:tblGrid>
       <w:tr>
-        <w:tblPrEx>
-          <w:tblCellMar>
-            <w:top w:w="0" w:type="dxa"/>
-            <w:bottom w:w="0" w:type="dxa"/>
-          </w:tblCellMar>
-        </w:tblPrEx>
         <w:tc>
           <w:tcPr>
             <w:tcW w:w="2200" w:type="dxa"/>
@@ -3245,12 +3173,6 @@
         </w:tc>
       </w:tr>
       <w:tr>
-        <w:tblPrEx>
-          <w:tblCellMar>
-            <w:top w:w="0" w:type="dxa"/>
-            <w:bottom w:w="0" w:type="dxa"/>
-          </w:tblCellMar>
-        </w:tblPrEx>
         <w:tc>
           <w:tcPr>
             <w:tcW w:w="2200" w:type="dxa"/>
@@ -3384,12 +3306,6 @@
         </w:tc>
       </w:tr>
       <w:tr>
-        <w:tblPrEx>
-          <w:tblCellMar>
-            <w:top w:w="0" w:type="dxa"/>
-            <w:bottom w:w="0" w:type="dxa"/>
-          </w:tblCellMar>
-        </w:tblPrEx>
         <w:tc>
           <w:tcPr>
             <w:tcW w:w="2200" w:type="dxa"/>
@@ -3523,12 +3439,6 @@
         </w:tc>
       </w:tr>
       <w:tr>
-        <w:tblPrEx>
-          <w:tblCellMar>
-            <w:top w:w="0" w:type="dxa"/>
-            <w:bottom w:w="0" w:type="dxa"/>
-          </w:tblCellMar>
-        </w:tblPrEx>
         <w:tc>
           <w:tcPr>
             <w:tcW w:w="2200" w:type="dxa"/>
@@ -3662,12 +3572,6 @@
         </w:tc>
       </w:tr>
       <w:tr>
-        <w:tblPrEx>
-          <w:tblCellMar>
-            <w:top w:w="0" w:type="dxa"/>
-            <w:bottom w:w="0" w:type="dxa"/>
-          </w:tblCellMar>
-        </w:tblPrEx>
         <w:tc>
           <w:tcPr>
             <w:tcW w:w="2200" w:type="dxa"/>
@@ -3835,12 +3739,6 @@
         </w:tc>
       </w:tr>
       <w:tr>
-        <w:tblPrEx>
-          <w:tblCellMar>
-            <w:top w:w="0" w:type="dxa"/>
-            <w:bottom w:w="0" w:type="dxa"/>
-          </w:tblCellMar>
-        </w:tblPrEx>
         <w:tc>
           <w:tcPr>
             <w:tcW w:w="2200" w:type="dxa"/>
@@ -4673,12 +4571,6 @@
         <w:gridCol w:w="7026"/>
       </w:tblGrid>
       <w:tr>
-        <w:tblPrEx>
-          <w:tblCellMar>
-            <w:top w:w="0" w:type="dxa"/>
-            <w:bottom w:w="0" w:type="dxa"/>
-          </w:tblCellMar>
-        </w:tblPrEx>
         <w:tc>
           <w:tcPr>
             <w:tcW w:w="2000" w:type="dxa"/>
@@ -4737,12 +4629,6 @@
         </w:tc>
       </w:tr>
       <w:tr>
-        <w:tblPrEx>
-          <w:tblCellMar>
-            <w:top w:w="0" w:type="dxa"/>
-            <w:bottom w:w="0" w:type="dxa"/>
-          </w:tblCellMar>
-        </w:tblPrEx>
         <w:tc>
           <w:tcPr>
             <w:tcW w:w="2000" w:type="dxa"/>
@@ -4797,12 +4683,6 @@
         </w:tc>
       </w:tr>
       <w:tr>
-        <w:tblPrEx>
-          <w:tblCellMar>
-            <w:top w:w="0" w:type="dxa"/>
-            <w:bottom w:w="0" w:type="dxa"/>
-          </w:tblCellMar>
-        </w:tblPrEx>
         <w:tc>
           <w:tcPr>
             <w:tcW w:w="2000" w:type="dxa"/>
@@ -4857,12 +4737,6 @@
         </w:tc>
       </w:tr>
       <w:tr>
-        <w:tblPrEx>
-          <w:tblCellMar>
-            <w:top w:w="0" w:type="dxa"/>
-            <w:bottom w:w="0" w:type="dxa"/>
-          </w:tblCellMar>
-        </w:tblPrEx>
         <w:tc>
           <w:tcPr>
             <w:tcW w:w="2000" w:type="dxa"/>
@@ -4919,12 +4793,6 @@
         </w:tc>
       </w:tr>
       <w:tr>
-        <w:tblPrEx>
-          <w:tblCellMar>
-            <w:top w:w="0" w:type="dxa"/>
-            <w:bottom w:w="0" w:type="dxa"/>
-          </w:tblCellMar>
-        </w:tblPrEx>
         <w:tc>
           <w:tcPr>
             <w:tcW w:w="2000" w:type="dxa"/>
@@ -4979,12 +4847,6 @@
         </w:tc>
       </w:tr>
       <w:tr>
-        <w:tblPrEx>
-          <w:tblCellMar>
-            <w:top w:w="0" w:type="dxa"/>
-            <w:bottom w:w="0" w:type="dxa"/>
-          </w:tblCellMar>
-        </w:tblPrEx>
         <w:tc>
           <w:tcPr>
             <w:tcW w:w="2000" w:type="dxa"/>
@@ -5039,12 +4901,6 @@
         </w:tc>
       </w:tr>
       <w:tr>
-        <w:tblPrEx>
-          <w:tblCellMar>
-            <w:top w:w="0" w:type="dxa"/>
-            <w:bottom w:w="0" w:type="dxa"/>
-          </w:tblCellMar>
-        </w:tblPrEx>
         <w:tc>
           <w:tcPr>
             <w:tcW w:w="2000" w:type="dxa"/>
@@ -5224,12 +5080,6 @@
         <w:gridCol w:w="6826"/>
       </w:tblGrid>
       <w:tr>
-        <w:tblPrEx>
-          <w:tblCellMar>
-            <w:top w:w="0" w:type="dxa"/>
-            <w:bottom w:w="0" w:type="dxa"/>
-          </w:tblCellMar>
-        </w:tblPrEx>
         <w:tc>
           <w:tcPr>
             <w:tcW w:w="2200" w:type="dxa"/>
@@ -5288,12 +5138,6 @@
         </w:tc>
       </w:tr>
       <w:tr>
-        <w:tblPrEx>
-          <w:tblCellMar>
-            <w:top w:w="0" w:type="dxa"/>
-            <w:bottom w:w="0" w:type="dxa"/>
-          </w:tblCellMar>
-        </w:tblPrEx>
         <w:tc>
           <w:tcPr>
             <w:tcW w:w="2200" w:type="dxa"/>
@@ -5398,12 +5242,6 @@
         </w:tc>
       </w:tr>
       <w:tr>
-        <w:tblPrEx>
-          <w:tblCellMar>
-            <w:top w:w="0" w:type="dxa"/>
-            <w:bottom w:w="0" w:type="dxa"/>
-          </w:tblCellMar>
-        </w:tblPrEx>
         <w:tc>
           <w:tcPr>
             <w:tcW w:w="2200" w:type="dxa"/>
@@ -5490,12 +5328,6 @@
         </w:tc>
       </w:tr>
       <w:tr>
-        <w:tblPrEx>
-          <w:tblCellMar>
-            <w:top w:w="0" w:type="dxa"/>
-            <w:bottom w:w="0" w:type="dxa"/>
-          </w:tblCellMar>
-        </w:tblPrEx>
         <w:tc>
           <w:tcPr>
             <w:tcW w:w="2200" w:type="dxa"/>
@@ -5591,12 +5423,6 @@
         </w:tc>
       </w:tr>
       <w:tr>
-        <w:tblPrEx>
-          <w:tblCellMar>
-            <w:top w:w="0" w:type="dxa"/>
-            <w:bottom w:w="0" w:type="dxa"/>
-          </w:tblCellMar>
-        </w:tblPrEx>
         <w:tc>
           <w:tcPr>
             <w:tcW w:w="2200" w:type="dxa"/>
@@ -5869,12 +5695,6 @@
         <w:gridCol w:w="1726"/>
       </w:tblGrid>
       <w:tr>
-        <w:tblPrEx>
-          <w:tblCellMar>
-            <w:top w:w="0" w:type="dxa"/>
-            <w:bottom w:w="0" w:type="dxa"/>
-          </w:tblCellMar>
-        </w:tblPrEx>
         <w:tc>
           <w:tcPr>
             <w:tcW w:w="3800" w:type="dxa"/>
@@ -5989,12 +5809,6 @@
         </w:tc>
       </w:tr>
       <w:tr>
-        <w:tblPrEx>
-          <w:tblCellMar>
-            <w:top w:w="0" w:type="dxa"/>
-            <w:bottom w:w="0" w:type="dxa"/>
-          </w:tblCellMar>
-        </w:tblPrEx>
         <w:tc>
           <w:tcPr>
             <w:tcW w:w="3800" w:type="dxa"/>
@@ -6101,12 +5915,6 @@
         </w:tc>
       </w:tr>
       <w:tr>
-        <w:tblPrEx>
-          <w:tblCellMar>
-            <w:top w:w="0" w:type="dxa"/>
-            <w:bottom w:w="0" w:type="dxa"/>
-          </w:tblCellMar>
-        </w:tblPrEx>
         <w:tc>
           <w:tcPr>
             <w:tcW w:w="3800" w:type="dxa"/>
@@ -6213,12 +6021,6 @@
         </w:tc>
       </w:tr>
       <w:tr>
-        <w:tblPrEx>
-          <w:tblCellMar>
-            <w:top w:w="0" w:type="dxa"/>
-            <w:bottom w:w="0" w:type="dxa"/>
-          </w:tblCellMar>
-        </w:tblPrEx>
         <w:tc>
           <w:tcPr>
             <w:tcW w:w="3800" w:type="dxa"/>
@@ -6343,12 +6145,6 @@
         </w:tc>
       </w:tr>
       <w:tr>
-        <w:tblPrEx>
-          <w:tblCellMar>
-            <w:top w:w="0" w:type="dxa"/>
-            <w:bottom w:w="0" w:type="dxa"/>
-          </w:tblCellMar>
-        </w:tblPrEx>
         <w:tc>
           <w:tcPr>
             <w:tcW w:w="3800" w:type="dxa"/>
@@ -6455,12 +6251,6 @@
         </w:tc>
       </w:tr>
       <w:tr>
-        <w:tblPrEx>
-          <w:tblCellMar>
-            <w:top w:w="0" w:type="dxa"/>
-            <w:bottom w:w="0" w:type="dxa"/>
-          </w:tblCellMar>
-        </w:tblPrEx>
         <w:tc>
           <w:tcPr>
             <w:tcW w:w="3800" w:type="dxa"/>
@@ -6583,12 +6373,6 @@
         </w:tc>
       </w:tr>
       <w:tr>
-        <w:tblPrEx>
-          <w:tblCellMar>
-            <w:top w:w="0" w:type="dxa"/>
-            <w:bottom w:w="0" w:type="dxa"/>
-          </w:tblCellMar>
-        </w:tblPrEx>
         <w:tc>
           <w:tcPr>
             <w:tcW w:w="3800" w:type="dxa"/>
@@ -6704,12 +6488,6 @@
         </w:tc>
       </w:tr>
       <w:tr>
-        <w:tblPrEx>
-          <w:tblCellMar>
-            <w:top w:w="0" w:type="dxa"/>
-            <w:bottom w:w="0" w:type="dxa"/>
-          </w:tblCellMar>
-        </w:tblPrEx>
         <w:tc>
           <w:tcPr>
             <w:tcW w:w="3800" w:type="dxa"/>
@@ -6816,12 +6594,6 @@
         </w:tc>
       </w:tr>
       <w:tr>
-        <w:tblPrEx>
-          <w:tblCellMar>
-            <w:top w:w="0" w:type="dxa"/>
-            <w:bottom w:w="0" w:type="dxa"/>
-          </w:tblCellMar>
-        </w:tblPrEx>
         <w:tc>
           <w:tcPr>
             <w:tcW w:w="3800" w:type="dxa"/>
@@ -7137,12 +6909,6 @@
         <w:gridCol w:w="6026"/>
       </w:tblGrid>
       <w:tr>
-        <w:tblPrEx>
-          <w:tblCellMar>
-            <w:top w:w="0" w:type="dxa"/>
-            <w:bottom w:w="0" w:type="dxa"/>
-          </w:tblCellMar>
-        </w:tblPrEx>
         <w:tc>
           <w:tcPr>
             <w:tcW w:w="3000" w:type="dxa"/>
@@ -7201,12 +6967,6 @@
         </w:tc>
       </w:tr>
       <w:tr>
-        <w:tblPrEx>
-          <w:tblCellMar>
-            <w:top w:w="0" w:type="dxa"/>
-            <w:bottom w:w="0" w:type="dxa"/>
-          </w:tblCellMar>
-        </w:tblPrEx>
         <w:tc>
           <w:tcPr>
             <w:tcW w:w="3000" w:type="dxa"/>
@@ -7263,12 +7023,6 @@
         </w:tc>
       </w:tr>
       <w:tr>
-        <w:tblPrEx>
-          <w:tblCellMar>
-            <w:top w:w="0" w:type="dxa"/>
-            <w:bottom w:w="0" w:type="dxa"/>
-          </w:tblCellMar>
-        </w:tblPrEx>
         <w:tc>
           <w:tcPr>
             <w:tcW w:w="3000" w:type="dxa"/>
@@ -7341,12 +7095,6 @@
         </w:tc>
       </w:tr>
       <w:tr>
-        <w:tblPrEx>
-          <w:tblCellMar>
-            <w:top w:w="0" w:type="dxa"/>
-            <w:bottom w:w="0" w:type="dxa"/>
-          </w:tblCellMar>
-        </w:tblPrEx>
         <w:tc>
           <w:tcPr>
             <w:tcW w:w="3000" w:type="dxa"/>
@@ -7435,12 +7183,6 @@
         </w:tc>
       </w:tr>
       <w:tr>
-        <w:tblPrEx>
-          <w:tblCellMar>
-            <w:top w:w="0" w:type="dxa"/>
-            <w:bottom w:w="0" w:type="dxa"/>
-          </w:tblCellMar>
-        </w:tblPrEx>
         <w:tc>
           <w:tcPr>
             <w:tcW w:w="3000" w:type="dxa"/>
@@ -7639,12 +7381,6 @@
         <w:gridCol w:w="2526"/>
       </w:tblGrid>
       <w:tr>
-        <w:tblPrEx>
-          <w:tblCellMar>
-            <w:top w:w="0" w:type="dxa"/>
-            <w:bottom w:w="0" w:type="dxa"/>
-          </w:tblCellMar>
-        </w:tblPrEx>
         <w:tc>
           <w:tcPr>
             <w:tcW w:w="400" w:type="dxa"/>
@@ -7787,12 +7523,6 @@
         </w:tc>
       </w:tr>
       <w:tr>
-        <w:tblPrEx>
-          <w:tblCellMar>
-            <w:top w:w="0" w:type="dxa"/>
-            <w:bottom w:w="0" w:type="dxa"/>
-          </w:tblCellMar>
-        </w:tblPrEx>
         <w:tc>
           <w:tcPr>
             <w:tcW w:w="400" w:type="dxa"/>
@@ -7925,12 +7655,6 @@
         </w:tc>
       </w:tr>
       <w:tr>
-        <w:tblPrEx>
-          <w:tblCellMar>
-            <w:top w:w="0" w:type="dxa"/>
-            <w:bottom w:w="0" w:type="dxa"/>
-          </w:tblCellMar>
-        </w:tblPrEx>
         <w:tc>
           <w:tcPr>
             <w:tcW w:w="400" w:type="dxa"/>
@@ -8072,12 +7796,6 @@
         </w:tc>
       </w:tr>
       <w:tr>
-        <w:tblPrEx>
-          <w:tblCellMar>
-            <w:top w:w="0" w:type="dxa"/>
-            <w:bottom w:w="0" w:type="dxa"/>
-          </w:tblCellMar>
-        </w:tblPrEx>
         <w:tc>
           <w:tcPr>
             <w:tcW w:w="400" w:type="dxa"/>
@@ -8226,12 +7944,6 @@
         </w:tc>
       </w:tr>
       <w:tr>
-        <w:tblPrEx>
-          <w:tblCellMar>
-            <w:top w:w="0" w:type="dxa"/>
-            <w:bottom w:w="0" w:type="dxa"/>
-          </w:tblCellMar>
-        </w:tblPrEx>
         <w:tc>
           <w:tcPr>
             <w:tcW w:w="400" w:type="dxa"/>
@@ -8396,12 +8108,6 @@
         </w:tc>
       </w:tr>
       <w:tr>
-        <w:tblPrEx>
-          <w:tblCellMar>
-            <w:top w:w="0" w:type="dxa"/>
-            <w:bottom w:w="0" w:type="dxa"/>
-          </w:tblCellMar>
-        </w:tblPrEx>
         <w:tc>
           <w:tcPr>
             <w:tcW w:w="400" w:type="dxa"/>
@@ -8616,12 +8322,6 @@
         <w:gridCol w:w="2026"/>
       </w:tblGrid>
       <w:tr>
-        <w:tblPrEx>
-          <w:tblCellMar>
-            <w:top w:w="0" w:type="dxa"/>
-            <w:bottom w:w="0" w:type="dxa"/>
-          </w:tblCellMar>
-        </w:tblPrEx>
         <w:tc>
           <w:tcPr>
             <w:tcW w:w="5000" w:type="dxa"/>
@@ -8719,12 +8419,6 @@
         </w:tc>
       </w:tr>
       <w:tr>
-        <w:tblPrEx>
-          <w:tblCellMar>
-            <w:top w:w="0" w:type="dxa"/>
-            <w:bottom w:w="0" w:type="dxa"/>
-          </w:tblCellMar>
-        </w:tblPrEx>
         <w:tc>
           <w:tcPr>
             <w:tcW w:w="5000" w:type="dxa"/>
@@ -8805,12 +8499,6 @@
         </w:tc>
       </w:tr>
       <w:tr>
-        <w:tblPrEx>
-          <w:tblCellMar>
-            <w:top w:w="0" w:type="dxa"/>
-            <w:bottom w:w="0" w:type="dxa"/>
-          </w:tblCellMar>
-        </w:tblPrEx>
         <w:tc>
           <w:tcPr>
             <w:tcW w:w="5000" w:type="dxa"/>
@@ -8916,12 +8604,6 @@
         </w:tc>
       </w:tr>
       <w:tr>
-        <w:tblPrEx>
-          <w:tblCellMar>
-            <w:top w:w="0" w:type="dxa"/>
-            <w:bottom w:w="0" w:type="dxa"/>
-          </w:tblCellMar>
-        </w:tblPrEx>
         <w:tc>
           <w:tcPr>
             <w:tcW w:w="5000" w:type="dxa"/>
@@ -9002,12 +8684,6 @@
         </w:tc>
       </w:tr>
       <w:tr>
-        <w:tblPrEx>
-          <w:tblCellMar>
-            <w:top w:w="0" w:type="dxa"/>
-            <w:bottom w:w="0" w:type="dxa"/>
-          </w:tblCellMar>
-        </w:tblPrEx>
         <w:tc>
           <w:tcPr>
             <w:tcW w:w="5000" w:type="dxa"/>
@@ -9088,12 +8764,6 @@
         </w:tc>
       </w:tr>
       <w:tr>
-        <w:tblPrEx>
-          <w:tblCellMar>
-            <w:top w:w="0" w:type="dxa"/>
-            <w:bottom w:w="0" w:type="dxa"/>
-          </w:tblCellMar>
-        </w:tblPrEx>
         <w:tc>
           <w:tcPr>
             <w:tcW w:w="5000" w:type="dxa"/>
